--- a/Dokumen Perancangan/Draft Perancangan Welding Arm Manipulator 6 DOF.docx
+++ b/Dokumen Perancangan/Draft Perancangan Welding Arm Manipulator 6 DOF.docx
@@ -1916,7 +1916,23 @@
                 <w:sz w:val="24"/>
                 <w:szCs w:val="24"/>
               </w:rPr>
-              <w:t>Konektor untuk kabel suplai daya</w:t>
+              <w:t xml:space="preserve">Konektor untuk kabel </w:t>
+            </w:r>
+            <w:r>
+              <w:rPr>
+                <w:rFonts w:ascii="Times New Roman" w:hAnsi="Times New Roman" w:cs="Times New Roman"/>
+                <w:sz w:val="24"/>
+                <w:szCs w:val="24"/>
+              </w:rPr>
+              <w:t>catu</w:t>
+            </w:r>
+            <w:r>
+              <w:rPr>
+                <w:rFonts w:ascii="Times New Roman" w:hAnsi="Times New Roman" w:cs="Times New Roman"/>
+                <w:sz w:val="24"/>
+                <w:szCs w:val="24"/>
+              </w:rPr>
+              <w:t xml:space="preserve"> daya</w:t>
             </w:r>
           </w:p>
         </w:tc>
@@ -12334,9 +12350,9 @@
           <w:lang w:val="id-ID"/>
         </w:rPr>
         <w:drawing>
-          <wp:inline distT="0" distB="0" distL="0" distR="0" wp14:anchorId="10A2E36E" wp14:editId="5F41F9C8">
-            <wp:extent cx="2445649" cy="2852262"/>
-            <wp:effectExtent l="0" t="0" r="0" b="5715"/>
+          <wp:inline distT="0" distB="0" distL="0" distR="0" wp14:anchorId="10A2E36E" wp14:editId="5A403F91">
+            <wp:extent cx="4377583" cy="5105400"/>
+            <wp:effectExtent l="0" t="0" r="4445" b="0"/>
             <wp:docPr id="821714293" name="Picture 2"/>
             <wp:cNvGraphicFramePr>
               <a:graphicFrameLocks xmlns:a="http://schemas.openxmlformats.org/drawingml/2006/main" noChangeAspect="1"/>
@@ -12363,7 +12379,7 @@
                   <pic:spPr>
                     <a:xfrm>
                       <a:off x="0" y="0"/>
-                      <a:ext cx="2463109" cy="2872625"/>
+                      <a:ext cx="4432679" cy="5169656"/>
                     </a:xfrm>
                     <a:prstGeom prst="rect">
                       <a:avLst/>
@@ -12388,54 +12404,93 @@
           <w:lang w:val="id-ID"/>
         </w:rPr>
       </w:pPr>
-      <w:r>
-        <w:rPr>
-          <w:rFonts w:ascii="Times New Roman" w:hAnsi="Times New Roman" w:cs="Times New Roman"/>
-          <w:sz w:val="24"/>
-          <w:szCs w:val="24"/>
-          <w:lang w:val="id-ID"/>
-        </w:rPr>
-        <w:t xml:space="preserve">Gambar </w:t>
-      </w:r>
-      <w:r>
-        <w:rPr>
-          <w:rFonts w:ascii="Times New Roman" w:hAnsi="Times New Roman" w:cs="Times New Roman"/>
-          <w:sz w:val="24"/>
-          <w:szCs w:val="24"/>
-          <w:lang w:val="id-ID"/>
-        </w:rPr>
-        <w:t>1</w:t>
-      </w:r>
-      <w:r>
-        <w:rPr>
-          <w:rFonts w:ascii="Times New Roman" w:hAnsi="Times New Roman" w:cs="Times New Roman"/>
-          <w:sz w:val="24"/>
-          <w:szCs w:val="24"/>
-          <w:lang w:val="id-ID"/>
-        </w:rPr>
-        <w:t>.</w:t>
-      </w:r>
-      <w:r>
-        <w:rPr>
-          <w:rFonts w:ascii="Times New Roman" w:hAnsi="Times New Roman" w:cs="Times New Roman"/>
-          <w:sz w:val="24"/>
-          <w:szCs w:val="24"/>
-          <w:lang w:val="id-ID"/>
-        </w:rPr>
-        <w:t>3</w:t>
-      </w:r>
-      <w:r>
-        <w:rPr>
-          <w:rFonts w:ascii="Times New Roman" w:hAnsi="Times New Roman" w:cs="Times New Roman"/>
-          <w:sz w:val="24"/>
-          <w:szCs w:val="24"/>
-          <w:lang w:val="id-ID"/>
-        </w:rPr>
-        <w:t xml:space="preserve"> Diagram Single Line Daya Pada Panel Kontrol</w:t>
-      </w:r>
     </w:p>
     <w:p>
       <w:pPr>
+        <w:pStyle w:val="ListParagraph"/>
+        <w:ind w:left="1843"/>
+        <w:jc w:val="center"/>
+        <w:rPr>
+          <w:rFonts w:ascii="Times New Roman" w:hAnsi="Times New Roman" w:cs="Times New Roman"/>
+          <w:sz w:val="24"/>
+          <w:szCs w:val="24"/>
+          <w:lang w:val="id-ID"/>
+        </w:rPr>
+      </w:pPr>
+      <w:r>
+        <w:rPr>
+          <w:rFonts w:ascii="Times New Roman" w:hAnsi="Times New Roman" w:cs="Times New Roman"/>
+          <w:sz w:val="24"/>
+          <w:szCs w:val="24"/>
+          <w:lang w:val="id-ID"/>
+        </w:rPr>
+        <w:t xml:space="preserve">Gambar </w:t>
+      </w:r>
+      <w:r>
+        <w:rPr>
+          <w:rFonts w:ascii="Times New Roman" w:hAnsi="Times New Roman" w:cs="Times New Roman"/>
+          <w:sz w:val="24"/>
+          <w:szCs w:val="24"/>
+          <w:lang w:val="id-ID"/>
+        </w:rPr>
+        <w:t>1</w:t>
+      </w:r>
+      <w:r>
+        <w:rPr>
+          <w:rFonts w:ascii="Times New Roman" w:hAnsi="Times New Roman" w:cs="Times New Roman"/>
+          <w:sz w:val="24"/>
+          <w:szCs w:val="24"/>
+          <w:lang w:val="id-ID"/>
+        </w:rPr>
+        <w:t>.</w:t>
+      </w:r>
+      <w:r>
+        <w:rPr>
+          <w:rFonts w:ascii="Times New Roman" w:hAnsi="Times New Roman" w:cs="Times New Roman"/>
+          <w:sz w:val="24"/>
+          <w:szCs w:val="24"/>
+          <w:lang w:val="id-ID"/>
+        </w:rPr>
+        <w:t>3</w:t>
+      </w:r>
+      <w:r>
+        <w:rPr>
+          <w:rFonts w:ascii="Times New Roman" w:hAnsi="Times New Roman" w:cs="Times New Roman"/>
+          <w:sz w:val="24"/>
+          <w:szCs w:val="24"/>
+          <w:lang w:val="id-ID"/>
+        </w:rPr>
+        <w:t xml:space="preserve"> Diagram Single Line Daya Pada Panel Kontrol</w:t>
+      </w:r>
+    </w:p>
+    <w:p>
+      <w:pPr>
+        <w:pStyle w:val="ListParagraph"/>
+        <w:ind w:left="1843"/>
+        <w:jc w:val="center"/>
+        <w:rPr>
+          <w:rFonts w:ascii="Times New Roman" w:hAnsi="Times New Roman" w:cs="Times New Roman"/>
+          <w:sz w:val="24"/>
+          <w:szCs w:val="24"/>
+          <w:lang w:val="id-ID"/>
+        </w:rPr>
+      </w:pPr>
+    </w:p>
+    <w:p>
+      <w:pPr>
+        <w:pStyle w:val="ListParagraph"/>
+        <w:ind w:left="1843"/>
+        <w:jc w:val="center"/>
+        <w:rPr>
+          <w:rFonts w:ascii="Times New Roman" w:hAnsi="Times New Roman" w:cs="Times New Roman"/>
+          <w:sz w:val="24"/>
+          <w:szCs w:val="24"/>
+          <w:lang w:val="id-ID"/>
+        </w:rPr>
+      </w:pPr>
+    </w:p>
+    <w:p>
+      <w:pPr>
         <w:pStyle w:val="Heading3"/>
         <w:rPr>
           <w:b/>
@@ -12447,6 +12502,7 @@
           <w:b/>
           <w:bCs/>
         </w:rPr>
+        <w:lastRenderedPageBreak/>
         <w:t xml:space="preserve">Desain </w:t>
       </w:r>
       <w:r>
@@ -12471,9 +12527,9 @@
           <w:lang w:val="id-ID"/>
         </w:rPr>
         <w:drawing>
-          <wp:inline distT="0" distB="0" distL="0" distR="0" wp14:anchorId="465E41A9" wp14:editId="6A9CE139">
-            <wp:extent cx="3890769" cy="2324100"/>
-            <wp:effectExtent l="0" t="0" r="0" b="0"/>
+          <wp:inline distT="0" distB="0" distL="0" distR="0" wp14:anchorId="465E41A9" wp14:editId="0593CBF0">
+            <wp:extent cx="3425201" cy="3788229"/>
+            <wp:effectExtent l="0" t="0" r="3810" b="3175"/>
             <wp:docPr id="2067003360" name="Picture 1"/>
             <wp:cNvGraphicFramePr>
               <a:graphicFrameLocks xmlns:a="http://schemas.openxmlformats.org/drawingml/2006/main" noChangeAspect="1"/>
@@ -12493,13 +12549,13 @@
                         </a:ext>
                       </a:extLst>
                     </a:blip>
-                    <a:srcRect l="4121" t="14699" r="36982" b="35545"/>
+                    <a:srcRect l="4121" t="19093" r="66879" b="35545"/>
                     <a:stretch/>
                   </pic:blipFill>
                   <pic:spPr bwMode="auto">
                     <a:xfrm>
                       <a:off x="0" y="0"/>
-                      <a:ext cx="3906253" cy="2333349"/>
+                      <a:ext cx="3477370" cy="3845927"/>
                     </a:xfrm>
                     <a:prstGeom prst="rect">
                       <a:avLst/>
@@ -12574,7 +12630,160 @@
           <w:szCs w:val="24"/>
           <w:lang w:val="id-ID"/>
         </w:rPr>
-        <w:t xml:space="preserve"> Desain Panel Kontrol</w:t>
+        <w:t xml:space="preserve"> Desain </w:t>
+      </w:r>
+      <w:r>
+        <w:rPr>
+          <w:rFonts w:ascii="Times New Roman" w:hAnsi="Times New Roman" w:cs="Times New Roman"/>
+          <w:sz w:val="24"/>
+          <w:szCs w:val="24"/>
+          <w:lang w:val="id-ID"/>
+        </w:rPr>
+        <w:t xml:space="preserve">Box </w:t>
+      </w:r>
+      <w:r>
+        <w:rPr>
+          <w:rFonts w:ascii="Times New Roman" w:hAnsi="Times New Roman" w:cs="Times New Roman"/>
+          <w:sz w:val="24"/>
+          <w:szCs w:val="24"/>
+          <w:lang w:val="id-ID"/>
+        </w:rPr>
+        <w:t>Panel Kontrol</w:t>
+      </w:r>
+    </w:p>
+    <w:p>
+      <w:pPr>
+        <w:ind w:left="1440"/>
+        <w:jc w:val="center"/>
+        <w:rPr>
+          <w:rFonts w:ascii="Times New Roman" w:hAnsi="Times New Roman" w:cs="Times New Roman"/>
+          <w:sz w:val="24"/>
+          <w:szCs w:val="24"/>
+          <w:lang w:val="id-ID"/>
+        </w:rPr>
+      </w:pPr>
+    </w:p>
+    <w:p>
+      <w:pPr>
+        <w:ind w:left="1440"/>
+        <w:jc w:val="center"/>
+        <w:rPr>
+          <w:rFonts w:ascii="Times New Roman" w:hAnsi="Times New Roman" w:cs="Times New Roman"/>
+          <w:sz w:val="24"/>
+          <w:szCs w:val="24"/>
+          <w:lang w:val="id-ID"/>
+        </w:rPr>
+      </w:pPr>
+      <w:r>
+        <w:rPr>
+          <w:noProof/>
+          <w:lang w:val="id-ID"/>
+        </w:rPr>
+        <w:drawing>
+          <wp:inline distT="0" distB="0" distL="0" distR="0" wp14:anchorId="1985EE52" wp14:editId="1095E20A">
+            <wp:extent cx="3383710" cy="3766457"/>
+            <wp:effectExtent l="0" t="0" r="7620" b="5715"/>
+            <wp:docPr id="198124467" name="Picture 1"/>
+            <wp:cNvGraphicFramePr>
+              <a:graphicFrameLocks xmlns:a="http://schemas.openxmlformats.org/drawingml/2006/main" noChangeAspect="1"/>
+            </wp:cNvGraphicFramePr>
+            <a:graphic xmlns:a="http://schemas.openxmlformats.org/drawingml/2006/main">
+              <a:graphicData uri="http://schemas.openxmlformats.org/drawingml/2006/picture">
+                <pic:pic xmlns:pic="http://schemas.openxmlformats.org/drawingml/2006/picture">
+                  <pic:nvPicPr>
+                    <pic:cNvPr id="2067003360" name="Picture 2067003360"/>
+                    <pic:cNvPicPr/>
+                  </pic:nvPicPr>
+                  <pic:blipFill rotWithShape="1">
+                    <a:blip r:embed="rId9" cstate="print">
+                      <a:extLst>
+                        <a:ext uri="{28A0092B-C50C-407E-A947-70E740481C1C}">
+                          <a14:useLocalDpi xmlns:a14="http://schemas.microsoft.com/office/drawing/2010/main" val="0"/>
+                        </a:ext>
+                      </a:extLst>
+                    </a:blip>
+                    <a:srcRect l="33514" t="19076" r="37486" b="35271"/>
+                    <a:stretch/>
+                  </pic:blipFill>
+                  <pic:spPr bwMode="auto">
+                    <a:xfrm>
+                      <a:off x="0" y="0"/>
+                      <a:ext cx="3445361" cy="3835081"/>
+                    </a:xfrm>
+                    <a:prstGeom prst="rect">
+                      <a:avLst/>
+                    </a:prstGeom>
+                    <a:ln>
+                      <a:noFill/>
+                    </a:ln>
+                    <a:extLst>
+                      <a:ext uri="{53640926-AAD7-44D8-BBD7-CCE9431645EC}">
+                        <a14:shadowObscured xmlns:a14="http://schemas.microsoft.com/office/drawing/2010/main"/>
+                      </a:ext>
+                    </a:extLst>
+                  </pic:spPr>
+                </pic:pic>
+              </a:graphicData>
+            </a:graphic>
+          </wp:inline>
+        </w:drawing>
+      </w:r>
+    </w:p>
+    <w:p>
+      <w:pPr>
+        <w:ind w:left="1440"/>
+        <w:jc w:val="center"/>
+        <w:rPr>
+          <w:rFonts w:ascii="Times New Roman" w:hAnsi="Times New Roman" w:cs="Times New Roman"/>
+          <w:sz w:val="24"/>
+          <w:szCs w:val="24"/>
+          <w:lang w:val="id-ID"/>
+        </w:rPr>
+      </w:pPr>
+      <w:r>
+        <w:rPr>
+          <w:rFonts w:ascii="Times New Roman" w:hAnsi="Times New Roman" w:cs="Times New Roman"/>
+          <w:sz w:val="24"/>
+          <w:szCs w:val="24"/>
+          <w:lang w:val="id-ID"/>
+        </w:rPr>
+        <w:t>Gambar 1.</w:t>
+      </w:r>
+      <w:r>
+        <w:rPr>
+          <w:rFonts w:ascii="Times New Roman" w:hAnsi="Times New Roman" w:cs="Times New Roman"/>
+          <w:sz w:val="24"/>
+          <w:szCs w:val="24"/>
+          <w:lang w:val="id-ID"/>
+        </w:rPr>
+        <w:t>5</w:t>
+      </w:r>
+      <w:r>
+        <w:rPr>
+          <w:rFonts w:ascii="Times New Roman" w:hAnsi="Times New Roman" w:cs="Times New Roman"/>
+          <w:sz w:val="24"/>
+          <w:szCs w:val="24"/>
+          <w:lang w:val="id-ID"/>
+        </w:rPr>
+        <w:t xml:space="preserve"> Desain</w:t>
+      </w:r>
+      <w:r>
+        <w:rPr>
+          <w:rFonts w:ascii="Times New Roman" w:hAnsi="Times New Roman" w:cs="Times New Roman"/>
+          <w:sz w:val="24"/>
+          <w:szCs w:val="24"/>
+          <w:lang w:val="id-ID"/>
+        </w:rPr>
+        <w:t xml:space="preserve"> Tutup Box</w:t>
+      </w:r>
+      <w:r>
+        <w:rPr>
+          <w:rFonts w:ascii="Times New Roman" w:hAnsi="Times New Roman" w:cs="Times New Roman"/>
+          <w:sz w:val="24"/>
+          <w:szCs w:val="24"/>
+          <w:lang w:val="id-ID"/>
+        </w:rPr>
+        <w:t xml:space="preserve"> Panel Kontrol</w:t>
       </w:r>
     </w:p>
     <w:p>
@@ -12636,6 +12845,7 @@
       </w:pPr>
       <w:r>
         <w:rPr>
+          <w:noProof/>
           <w:lang w:val="id-ID"/>
         </w:rPr>
         <w:drawing>
@@ -12716,7 +12926,25 @@
           <w:szCs w:val="24"/>
           <w:lang w:val="id-ID"/>
         </w:rPr>
-        <w:t>Gambar 1.1 Desain Bracke</w:t>
+        <w:t xml:space="preserve">Gambar </w:t>
+      </w:r>
+      <w:r>
+        <w:rPr>
+          <w:rFonts w:ascii="Times New Roman" w:hAnsi="Times New Roman" w:cs="Times New Roman"/>
+          <w:sz w:val="24"/>
+          <w:szCs w:val="24"/>
+          <w:lang w:val="id-ID"/>
+        </w:rPr>
+        <w:t>2</w:t>
+      </w:r>
+      <w:r>
+        <w:rPr>
+          <w:rFonts w:ascii="Times New Roman" w:hAnsi="Times New Roman" w:cs="Times New Roman"/>
+          <w:sz w:val="24"/>
+          <w:szCs w:val="24"/>
+          <w:lang w:val="id-ID"/>
+        </w:rPr>
+        <w:t>.1 Desain Bracke</w:t>
       </w:r>
       <w:r>
         <w:rPr>
@@ -12760,6 +12988,7 @@
       <w:r>
         <w:rPr>
           <w:rFonts w:ascii="Times New Roman" w:hAnsi="Times New Roman" w:cs="Times New Roman"/>
+          <w:noProof/>
           <w:sz w:val="24"/>
           <w:szCs w:val="24"/>
           <w:lang w:val="id-ID"/>
@@ -12852,7 +13081,25 @@
           <w:szCs w:val="24"/>
           <w:lang w:val="id-ID"/>
         </w:rPr>
-        <w:t>Gambar 1.</w:t>
+        <w:t xml:space="preserve">Gambar </w:t>
+      </w:r>
+      <w:r>
+        <w:rPr>
+          <w:rFonts w:ascii="Times New Roman" w:hAnsi="Times New Roman" w:cs="Times New Roman"/>
+          <w:sz w:val="24"/>
+          <w:szCs w:val="24"/>
+          <w:lang w:val="id-ID"/>
+        </w:rPr>
+        <w:t>2</w:t>
+      </w:r>
+      <w:r>
+        <w:rPr>
+          <w:rFonts w:ascii="Times New Roman" w:hAnsi="Times New Roman" w:cs="Times New Roman"/>
+          <w:sz w:val="24"/>
+          <w:szCs w:val="24"/>
+          <w:lang w:val="id-ID"/>
+        </w:rPr>
+        <w:t>.</w:t>
       </w:r>
       <w:r>
         <w:rPr>
@@ -13060,7 +13307,25 @@
           <w:szCs w:val="24"/>
           <w:lang w:val="id-ID"/>
         </w:rPr>
-        <w:t xml:space="preserve"> 2.1 Desain Bottom Part Teach Pendant</w:t>
+        <w:t xml:space="preserve"> 2.</w:t>
+      </w:r>
+      <w:r>
+        <w:rPr>
+          <w:rFonts w:ascii="Times New Roman" w:hAnsi="Times New Roman" w:cs="Times New Roman"/>
+          <w:sz w:val="24"/>
+          <w:szCs w:val="24"/>
+          <w:lang w:val="id-ID"/>
+        </w:rPr>
+        <w:t>3</w:t>
+      </w:r>
+      <w:r>
+        <w:rPr>
+          <w:rFonts w:ascii="Times New Roman" w:hAnsi="Times New Roman" w:cs="Times New Roman"/>
+          <w:sz w:val="24"/>
+          <w:szCs w:val="24"/>
+          <w:lang w:val="id-ID"/>
+        </w:rPr>
+        <w:t xml:space="preserve"> Desain Bottom Part Teach Pendant</w:t>
       </w:r>
     </w:p>
     <w:p>
@@ -13186,7 +13451,25 @@
           <w:szCs w:val="24"/>
           <w:lang w:val="id-ID"/>
         </w:rPr>
-        <w:t>Gambar 2.2 Desain Top Part Teach Pendant</w:t>
+        <w:t>Gambar 2.</w:t>
+      </w:r>
+      <w:r>
+        <w:rPr>
+          <w:rFonts w:ascii="Times New Roman" w:hAnsi="Times New Roman" w:cs="Times New Roman"/>
+          <w:sz w:val="24"/>
+          <w:szCs w:val="24"/>
+          <w:lang w:val="id-ID"/>
+        </w:rPr>
+        <w:t>4</w:t>
+      </w:r>
+      <w:r>
+        <w:rPr>
+          <w:rFonts w:ascii="Times New Roman" w:hAnsi="Times New Roman" w:cs="Times New Roman"/>
+          <w:sz w:val="24"/>
+          <w:szCs w:val="24"/>
+          <w:lang w:val="id-ID"/>
+        </w:rPr>
+        <w:t xml:space="preserve"> Desain Top Part Teach Pendant</w:t>
       </w:r>
     </w:p>
     <w:p>
@@ -13284,7 +13567,25 @@
           <w:szCs w:val="24"/>
           <w:lang w:val="id-ID"/>
         </w:rPr>
-        <w:t>Gambar 2.3 Desain Teach Pendant</w:t>
+        <w:t>Gambar 2.</w:t>
+      </w:r>
+      <w:r>
+        <w:rPr>
+          <w:rFonts w:ascii="Times New Roman" w:hAnsi="Times New Roman" w:cs="Times New Roman"/>
+          <w:sz w:val="24"/>
+          <w:szCs w:val="24"/>
+          <w:lang w:val="id-ID"/>
+        </w:rPr>
+        <w:t>5</w:t>
+      </w:r>
+      <w:r>
+        <w:rPr>
+          <w:rFonts w:ascii="Times New Roman" w:hAnsi="Times New Roman" w:cs="Times New Roman"/>
+          <w:sz w:val="24"/>
+          <w:szCs w:val="24"/>
+          <w:lang w:val="id-ID"/>
+        </w:rPr>
+        <w:t xml:space="preserve"> Desain Teach Pendant</w:t>
       </w:r>
     </w:p>
     <w:p>
